--- a/DocumentacaoFinal/INTEGRA_2026_Entrega_7_15_Simulador_do_Lacre.docx
+++ b/DocumentacaoFinal/INTEGRA_2026_Entrega_7_15_Simulador_do_Lacre.docx
@@ -605,7 +605,7 @@
                 <w:szCs w:val="17"/>
                 <w:lang w:val="pt-BR"/>
               </w:rPr>
-              <w:t xml:space="preserve">Pedido de Natã da Silva Baracho: "Simule um lacre. Preciso ver que está ativo, cadastrar a um cilindro e um cliente, teste de localidade e salvar os dados nos bancos, teste de duplicidade, quero ver os erros do lacre, violação, movimentação fora da geocerca, fora da rota, ou seja, todos os alertas. Depois faça o teste com o operador do sistema."</w:t>
+              <w:t xml:space="preserve">Síntese das instruções dadas à IA. Contexto: não havia lacre físico disponível para teste. Tarefa: simular um lacre do começo ao fim: ativação, vínculo com cilindro e cliente, posição, gravação nos dois bancos, duplicidade e todos os alertas (violação, saída de geocerca e saída de rota); depois, repetir como operador do sistema. Restrições: não alterar o banco real. Entrega esperada: simulador repetível e relatório de cada verificação.</w:t>
             </w:r>
           </w:p>
         </w:tc>
@@ -883,7 +883,7 @@
                 <w:szCs w:val="17"/>
                 <w:lang w:val="pt-BR"/>
               </w:rPr>
-              <w:t xml:space="preserve">58 de 58 verificações em duas rodadas depois da correção; suíte com 96 de 96 casos; Roteiro completo no oxide.db real, com checksum idêntico; questionário com 7 de 7 "sim". Aprovado por Natã da Silva Baracho.</w:t>
+              <w:t xml:space="preserve">Natã da Silva Baracho, responsável pelo backend, leu o relatório de teste, conferiu os resultados com o que tinha pedido e respondeu o questionário de validação (7 de 7 "sim"). Aprovou a entrega em 07/10/2026. Evidências do relatório: 58 de 58 verificações em duas rodadas, depois da correção; suíte com 96 de 96 casos; roteiro completo no oxide.db real, com checksum idêntico. Os testes foram executados pela IA; a decisão de aprovar foi do responsável.</w:t>
             </w:r>
           </w:p>
         </w:tc>
